--- a/10_manual/iys_essay/IYS7_Health_Spiro_essay_TH.docx
+++ b/10_manual/iys_essay/IYS7_Health_Spiro_essay_TH.docx
@@ -122,7 +122,7 @@
           <w:b w:val="0"/>
           <w:i w:val="0"/>
         </w:rPr>
-        <w:t>ที่ปรึกษา: Tanachat S. (ครู/ที่ปรึกษาโครงงาน ไม่ลงแข่ง)</w:t>
+        <w:t>ที่ปรึกษา: Tanachat Srinurat</w:t>
       </w:r>
     </w:p>
     <w:p>

--- a/10_manual/iys_essay/IYS7_Health_Spiro_essay_TH.docx
+++ b/10_manual/iys_essay/IYS7_Health_Spiro_essay_TH.docx
@@ -240,7 +240,39 @@
         <w:pStyle w:val="Heading2"/>
       </w:pPr>
       <w:r>
-        <w:t>2.1 ปัญหาและช่องว่าง</w:t>
+        <w:t>2.1 ทำไมต้องมีเครื่องนี้ และทำไมราคากับการเข้าถึงจึงสำคัญ</w:t>
+      </w:r>
+    </w:p>
+    <w:p>
+      <w:pPr>
+        <w:jc w:val="left"/>
+      </w:pPr>
+      <w:r>
+        <w:rPr>
+          <w:b w:val="0"/>
+          <w:i w:val="0"/>
+        </w:rPr>
+        <w:t>โรคปอดอุดกั้นเรื้อรัง (COPD) เป็นสาเหตุการเสียชีวิตอันดับ 3 ของโลก ทำให้เสียชีวิตราว 3.4 ล้านคนในปี 2023 หรือประมาณ 6% ของการเสียชีวิตทั้งหมด และเกือบ 90% ของการเสียชีวิตจาก COPD ในผู้ที่อายุต่ำกว่า 70 ปี เกิดในประเทศรายได้ต่ำและปานกลาง องค์การอนามัยโลกระบุว่า COPD ต้องยืนยันด้วยสไปโรเมทรี และในประเทศรายได้ต่ำและปานกลางมักไม่มีสไปโรเมทรี การวินิจฉัยจึงอาจตกหล่น [17] ประเทศไทยแสดงผลของเรื่องนี้ การสำรวจชุมชนในจังหวัดปทุมธานี 1,014 คนที่ใช้สไปโรเมทรี พบ COPD 8.3% และหอบหืด 10.3% แต่มีเพียง 9.5% ของผู้เป็น COPD (8 จาก 84 คน) และ 24.0% ของผู้เป็นหอบหืด (25 จาก 104 คน) เคยได้รับการวินิจฉัยมาก่อน กล่าวคือ คนส่วนใหญ่ที่เป็นโรคปอดที่วัดได้ ไม่รู้ว่าตัวเองเป็น สาเหตุหลักคือการเข้าถึง: การตรวจทำได้ที่ที่มีเครื่อง และเครื่องอยู่ที่ที่มีงบประมาณ [18]</w:t>
+      </w:r>
+    </w:p>
+    <w:p>
+      <w:pPr>
+        <w:jc w:val="left"/>
+      </w:pPr>
+      <w:r>
+        <w:rPr>
+          <w:b w:val="0"/>
+          <w:i w:val="0"/>
+        </w:rPr>
+        <w:t>นี่คือเหตุผลที่ราคาและการเข้าถึงไม่ใช่ฟีเจอร์เสริม แต่เป็นแกนของการออกแบบ เครื่องที่ราคาเป็นเศษเสี้ยวของสไปโรมิเตอร์คลินิก ที่โรงเรียนหรือ รพ.สต. สร้างและซ่อมเองได้ และส่งผลถึงแพทย์ผ่านโทรศัพท์ ย้ายการตรวจปอดครั้งแรกจากโรงพยาบาลมาสู่ชุมชน ซึ่งเป็นที่ที่มีควัน การตรวจพบเร็วสำคัญเพราะอันตรายของควันสะสมทีละน้อย เกษตรกรหรือเด็กที่รู้เร็วว่าการไหลของลมลดลง เปลี่ยนการสัมผัสควัน รักษาหอบหืด เลิกสูบบุหรี่ และส่งต่อได้ก่อนเกิดความพิการ ตัวเครื่องวัดที่ใช้ซ้ำได้ทำให้ราคาต่อการตรวจต่ำ และที่เป่าใช้ครั้งเดียวที่ทำจากฟางแทนพลาสติก ทำให้ต้นทุนต่อคนต่ำและต้นทุนต่อสิ่งแวดล้อมใกล้ศูนย์ การทำให้เครื่องทั้งถูกและเขียวจึงเป็นเป้าหมายเดียวกันมองจากสองด้าน คือเข้าถึงคนได้มากขึ้นโดยไม่สร้างขยะหรือควันเพิ่ม</w:t>
+      </w:r>
+    </w:p>
+    <w:p>
+      <w:pPr>
+        <w:pStyle w:val="Heading2"/>
+      </w:pPr>
+      <w:r>
+        <w:t>2.2 ปัญหาและช่องว่าง</w:t>
       </w:r>
     </w:p>
     <w:p>
@@ -260,7 +292,7 @@
         <w:pStyle w:val="Heading2"/>
       </w:pPr>
       <w:r>
-        <w:t>2.2 Spiro มาจากไหน: ต้นแบบเดิมของเรา</w:t>
+        <w:t>2.3 Spiro มาจากไหน: ต้นแบบเดิมของเรา</w:t>
       </w:r>
     </w:p>
     <w:p>
@@ -280,7 +312,7 @@
         <w:pStyle w:val="Heading2"/>
       </w:pPr>
       <w:r>
-        <w:t>2.3 เวอร์ชัน 3 ทำงานอย่างไร</w:t>
+        <w:t>2.4 เวอร์ชัน 3 ทำงานอย่างไร</w:t>
       </w:r>
     </w:p>
     <w:p>
@@ -416,7 +448,7 @@
         <w:pStyle w:val="Heading2"/>
       </w:pPr>
       <w:r>
-        <w:t>2.4 จากไร่ที่ถูกเผา สู่ที่เป่า</w:t>
+        <w:t>2.5 จากไร่ที่ถูกเผา สู่ที่เป่า</w:t>
       </w:r>
     </w:p>
     <w:p>
@@ -766,6 +798,18 @@
           <w:b w:val="0"/>
           <w:i w:val="0"/>
         </w:rPr>
+        <w:t>เส้นใยพืชไม่ใช่เรื่องใหม่ในทางการแพทย์ ซึ่งสนับสนุนทิศทางความปลอดภัยของการเลือกของเรา เซลลูโลสซึ่งเป็นองค์ประกอบหลักของฟางและชานอ้อย ถูกศึกษาและใช้กันกว้างขวางเป็นวัสดุที่เข้ากันกับร่างกายและย่อยสลายได้สำหรับวัสดุปิดแผล [19][20] และเซลลูโลสนาโนคริสตัลจากชานอ้อยถูกขึ้นรูปเป็นฟิล์มปิดแผลในงานวิจัยตีพิมพ์ [21] ผลิตภัณฑ์เยื่อขึ้นรูปใช้ครั้งเดียวก็เป็นกลุ่มของใช้สิ้นเปลืองในโรงพยาบาลที่มีอยู่จริง ผู้ผลิตขายกระโถนและถุงรองกระโถนเยื่อขึ้นรูป และมาตรฐานอังกฤษ (PAS 29) ครอบคลุมผลิตภัณฑ์เยื่อใช้ครั้งเดียวสำหรับสุขภาพ [22] ตัวอย่างเหล่านี้เป็นเซลลูโลสบริสุทธิ์หรือเยื่อกระดาษรีไซเคิล ไม่ใช่ที่เป่าเยื่อฟางข้าวในวงจรการหายใจ จึงแสดงเพียงว่าตระกูลวัสดุนี้เป็นที่ยอมรับในงานสุขภาพ ไม่ได้แสดงว่าชิ้นของเราได้รับการอนุมัติแล้ว</w:t>
+      </w:r>
+    </w:p>
+    <w:p>
+      <w:pPr>
+        <w:jc w:val="left"/>
+      </w:pPr>
+      <w:r>
+        <w:rPr>
+          <w:b w:val="0"/>
+          <w:i w:val="0"/>
+        </w:rPr>
         <w:t>มีข้อควรระวังสองข้อที่ต้องพูดตรงๆ ข้อแรก ที่เป่าไม่ใช่ตัวกรองแบคทีเรีย จึงยังต้องใช้คนละชิ้นและปฏิบัติตามสุขอนามัย ข้อสอง เราไม่พบงานวิจัยตีพิมพ์ที่วัดความต้านทานลมหรือความแม่นยำของที่เป่าเยื่อเศษพืชในสไปโรมิเตอร์ งานข้างต้นสนับสนุนตัววัสดุ ไม่ได้สนับสนุนการใช้ทางการแพทย์ การวัดนั้นเป็นส่วนหนึ่งของแผนของเรา</w:t>
       </w:r>
     </w:p>
@@ -774,7 +818,7 @@
         <w:pStyle w:val="Heading2"/>
       </w:pPr>
       <w:r>
-        <w:t>2.5 ระบบออนไลน์สำหรับผู้ป่วย แพทย์ และผู้ดูแลระบบ</w:t>
+        <w:t>2.6 ระบบออนไลน์สำหรับผู้ป่วย แพทย์ และผู้ดูแลระบบ</w:t>
       </w:r>
     </w:p>
     <w:p>
@@ -794,7 +838,7 @@
         <w:pStyle w:val="Heading2"/>
       </w:pPr>
       <w:r>
-        <w:t>2.6 แผนตรวจสอบและข้อจำกัดที่ทราบ</w:t>
+        <w:t>2.7 แผนตรวจสอบและข้อจำกัดที่ทราบ</w:t>
       </w:r>
     </w:p>
     <w:p>
@@ -862,7 +906,7 @@
         <w:pStyle w:val="Heading2"/>
       </w:pPr>
       <w:r>
-        <w:t>2.7 ทำไมเชื่อว่าจะได้ผล: หลักฐานและแผนความเสี่ยง</w:t>
+        <w:t>2.8 ทำไมเชื่อว่าจะได้ผล: หลักฐานและแผนความเสี่ยง</w:t>
       </w:r>
     </w:p>
     <w:p>
@@ -1120,10 +1164,22 @@
     </w:p>
     <w:p>
       <w:pPr>
+        <w:jc w:val="left"/>
+      </w:pPr>
+      <w:r>
+        <w:rPr>
+          <w:b w:val="0"/>
+          <w:i w:val="0"/>
+        </w:rPr>
+        <w:t>เรามั่นใจแค่ไหน? เราไม่ระบุเปอร์เซ็นต์โอกาสสำเร็จ เพราะตัวเลขที่แต่งขึ้นไม่ซื่อสัตย์เท่าการให้ระดับ การอ่านหลักฐานของเราคือ: สูง สำหรับหลักการวัด (มีงานเวนจูรีพิมพ์อิสระหลายงาน) ปานกลาง สำหรับการขึ้นรูปที่เป่าที่ใช้ได้จากฟาง (วัสดุพิสูจน์แล้ว แต่รูปทรงและความแข็งแรงเมื่อเปียกยังไม่) และ ต่ำถึงปานกลาง สำหรับการควบคุมการติดเชื้อระดับคลินิกโดยไม่ใช้ฟิลเตอร์ จึงมีฟิลเตอร์อยู่ในแผน ที่เป่าสัมผัสริมฝีปากและปากไม่กี่นาที เราคาดว่าจะถูกประเมินตามกรอบความเข้ากันได้ทางชีวภาพ ISO 10993-1 สำหรับอุปกรณ์สัมผัสเยื่อบุ ซึ่งต้องยืนยันกับหน่วยงานกำกับก่อนให้ผู้ป่วยใช้ และเราไม่พบข้อมูล ISO 10993 เฉพาะเยื่อฟางข้าว</w:t>
+      </w:r>
+    </w:p>
+    <w:p>
+      <w:pPr>
         <w:pStyle w:val="Heading2"/>
       </w:pPr>
       <w:r>
-        <w:t>2.8 ราคาประหยัดและเข้าถึงได้ตั้งแต่การออกแบบ</w:t>
+        <w:t>2.9 ราคาประหยัดและเข้าถึงได้ตั้งแต่การออกแบบ</w:t>
       </w:r>
     </w:p>
     <w:p>
@@ -1143,7 +1199,7 @@
         <w:pStyle w:val="Heading2"/>
       </w:pPr>
       <w:r>
-        <w:t>2.9 ความใหม่ ผลกระทบ และแผนงาน</w:t>
+        <w:t>2.10 ความใหม่ ผลกระทบ และแผนงาน</w:t>
       </w:r>
     </w:p>
     <w:p>
@@ -1448,7 +1504,7 @@
           <w:b w:val="0"/>
           <w:i w:val="0"/>
         </w:rPr>
-        <w:t>ใช้เอกสารอ้างอิง [1]-[16] เดียวกับฉบับภาษาอังกฤษ ลำดับเลขเหมือนกัน (ดูท้ายไฟล์ IYS7_Health_Spiro_essay.docx)</w:t>
+        <w:t>ใช้เอกสารอ้างอิง [1]-[22] เดียวกับฉบับภาษาอังกฤษ ลำดับเลขเหมือนกัน (ดูท้ายไฟล์ IYS7_Health_Spiro_essay.docx)</w:t>
       </w:r>
     </w:p>
     <w:p>

--- a/10_manual/iys_essay/IYS7_Health_Spiro_essay_TH.docx
+++ b/10_manual/iys_essay/IYS7_Health_Spiro_essay_TH.docx
@@ -1548,7 +1548,7 @@
           <w:b w:val="0"/>
           <w:i w:val="0"/>
         </w:rPr>
-        <w:t>ค. โครงงานเดิม SmartLung และเกียรติบัตร: https://tanachat007.github.io/poom-portfolio/smartlung.html [เพิ่มลิงก์ประกาศผล iCAN 2026]</w:t>
+        <w:t>ค. โครงงานเดิม SmartLung และเกียรติบัตร: https://tanachat007.github.io/poom-portfolio/smartlung.html</w:t>
       </w:r>
     </w:p>
     <w:p>
